--- a/example_articles/countries/Haiti/3.countries_Haiti_Other_publisher.docx
+++ b/example_articles/countries/Haiti/3.countries_Haiti_Other_publisher.docx
@@ -7,7 +7,7 @@
         <w:pStyle w:val="Heading1"/>
       </w:pPr>
       <w:r>
-        <w:t>A preacher holds fast to his faith; Like a modern-day Job, Joel Sainton moves among those affected by Haiti's many disasters</w:t>
+        <w:t>U.S. RETURNS ENDANGERED HAITIAN / HE SAID HE WAS ON A DEATH LIST. CLINTON'S NEW POLICY HAD NOT BEGUN. /</w:t>
       </w:r>
     </w:p>
     <w:p>
@@ -17,17 +17,17 @@
     </w:p>
     <w:p>
       <w:r>
-        <w:t>Date: 2011-01-05</w:t>
+        <w:t>Date: 1994-05-19</w:t>
       </w:r>
     </w:p>
     <w:p>
       <w:r>
-        <w:t>Section: LIFE; Pg. 3D</w:t>
+        <w:t>Section: NATIONAL; Pg. A09</w:t>
       </w:r>
     </w:p>
     <w:p>
       <w:r>
-        <w:t>Source file: Other publishers/Files (500) (26).DOCX</w:t>
+        <w:t>Source file: Other publishers/Files (500) (24).DOCX</w:t>
       </w:r>
     </w:p>
     <w:p>
@@ -49,71 +49,57 @@
     </w:p>
     <w:p>
       <w:r>
-        <w:t>USA TODAY, The Pulitzer Center on Crisis Reporting and PBS NewsHour are exploring life in Haiti a year after a devastating earthquake. This series also will be on usatoday.com, pulitzercenter.org and newshour.pbs.org. For more coverage, watch NewsHour on PBS.</w:t>
+        <w:t>Evans Philogene didn't know about President Clinton's new policy on Haitian refugees when he boarded a wooden boat hoping to escape the nightmare his country has become.</w:t>
         <w:br/>
-        <w:t>PORT-AU-PRINCE, Haiti -- Much has been damaged by the earthquake that struck Haiti last January. Much has changed for so many people.</w:t>
+        <w:t>All he knew was that his name was on a death list of the local army-backed civilian police and that if he didn't get away he would soon be dead.</w:t>
         <w:br/>
-        <w:t>But some things remain constant. Joel Sainton will get up each morning prepared to walk for miles, visiting people with HIV, the virus that causes AIDS. He will sit with those who are not feeling well, sing, pray and counsel. If he has money or food to give them, he will. If he needs to refer them to a clinic, he does.</w:t>
+        <w:t>But three days later, the tall, dignified 30-year-old man was forced home</w:t>
         <w:br/>
-        <w:t>Sainton calls these people his "congregation," but he has no actual church. Instead, he leads a group called APIA (Association of People Infected and Affected by HIV/AIDS) that serves people who are HIV-positive and those with family members who are living with or have died from the disease. More than 200 of them have registered with his non-governmental organization for moral, spiritual and material support as they deal, mostly in secret, with the illness.</w:t>
+        <w:t>because a new U.S. policy giving refugees a chance to apply for political asylum had not yet begun.</w:t>
         <w:br/>
-        <w:t>Sainton, a 38-year-old itinerant minister, is a member of the Pentecostal Church of God, one of a growing number of working-class evangelical churches challenging the dominance of the Catholic Church in Haiti. He is tall and slim, a man who moves with the contemplative gestures of someone conserving his energy -- as if he knows just how much energy he has to expend to get through a day in the Haitian heat, and how little food he will have in his system.</w:t>
+        <w:t>All Haitians picked up on the high seas are still returned straight home. When he saw the Coast Guard cutter approaching his boat, Philogene said, "If I'd had a knife in my hand, I never would have gotten off the boat. I'd have killed myself."</w:t>
         <w:br/>
-        <w:t>On a recent Saturday morning, Sainton presides over a gathering of people living with HIV/AIDS, held on the landing outside the one-room apartment he shares with his sister, in a badly damaged building in  Carrefour.</w:t>
+        <w:t>He was among 150 boat people brought back to port Tuesday and then dropped off by Red Cross vehicles at a central bus stop in Port-au-Prince, the capital.</w:t>
         <w:br/>
-        <w:t>The road to the house is rocky, full of bricks and large clumps of cement, rubble from the houses that once lined the route. The building smells faintly of urine and cooking food. About 15 people sit in folding chairs and a few formal chairs. There are two men, two teenage boys with their mother. The rest are women of various ages.</w:t>
+        <w:t>Barefoot and reeking of urine, each tired refugee carried a small bundle of possessions, a rolled-up blanket and $5 from the Red Cross. They had to find their own way home.</w:t>
         <w:br/>
-        <w:t>The meeting begins with a short devotional led by Sainton. He is animated, filled with contagious energy and joy. He calls on people by name, and nudges them to share their experiences. "Sister, you just went through a hard time, but God has made you better, eh?" he says, smiling at a middle-aged woman who  tells a brief story of sickness and God's mercy and the son who cared for her.</w:t>
+        <w:t>Philogene, clad in baggy shorts and a frayed shirt, his right foot bandaged and his belongings bound inside a small blanket, accepted a ride to the Carrefour suburb five miles west of Port-au-Prince.</w:t>
         <w:br/>
-        <w:t>Drawing out the closed-in</w:t>
+        <w:t>On the way he told his story.</w:t>
         <w:br/>
-        <w:t>One young woman looks stern, unengaged. Sainton suggests she must be having boyfriend problems. A soft smile creeps into her face, and she insists she does not have a boyfriend. She says she is in pain -- deep pain inside her body.</w:t>
+        <w:t>An active supporter of exiled President Jean-Bertrand Aristide, Philogene has often found himself in trouble with the army-backed authorities.</w:t>
         <w:br/>
-        <w:t>The testifying goes on.  Those present listen and groan in agreement and understanding.</w:t>
+        <w:t>But last week - after his local political organization discussed its disapproval of Haiti's new military-backed President Emile Jonassaint - Philogene learned he was marked for death by the local civilian police.</w:t>
         <w:br/>
-        <w:t>These HIV-positive people speak with an unusually sophisticated knowledge of the technical matters  of their health. Without warning or prompting, they announce their CD4 counts,  indicating the level of white blood cells in their bloodstream.  This number is critical: A count of less than 200 is diagnosed as AIDS. (The average person has a count of more than 1,000.) Here, the numbers range from 250 to 1,200; the gathering offers praise and supportive words, depending upon the count.</w:t>
+        <w:t>"My mother heard that, and she told me to leave," he said.</w:t>
         <w:br/>
-        <w:t>Illness hits close to home</w:t>
+        <w:t>Philogene fled to the coastal village of Miragoane and heard a boat was leaving Saturday night from Petit Goave, a nearby port town 68 miles west of the capital.</w:t>
         <w:br/>
-        <w:t>In 2003, a year and a half after his wedding, Sainton's wife became ill and was hospitalized. She tested positive for HIV. He took the test, too, and tested positive. The news, he says, came as a shock.</w:t>
+        <w:t>"I had money in my pocket. I decided to go."</w:t>
         <w:br/>
-        <w:t>At the time, Sainton was in training to become the pastor of a congregation. He was full of ambition and faith in God for the work before him.</w:t>
+        <w:t>He paid $70 to board the wooden boat, so crowded there was no room to lie down. It had almost reached Cuba when the Coast Guard cutter came into view Monday, he said. Soon two more ships had surrounded Philogene's vessel, and by nightfall four small motorboats had joined them.</w:t>
         <w:br/>
-        <w:t>The reaction of church leaders, however, was something he did not expect. "They said my wife was a criminal. They said give her back to her parents right away. I said no, we got married for life. They said they received the order from God to put my wife out of the house."</w:t>
+        <w:t>Philogene said the Coast Guard used Aristide's name in an effort to trap the boat people, calling in Creole that they had a spokesman for the populist priest - Haiti's first freely elected president - aboard the U.S. boat.</w:t>
         <w:br/>
-        <w:t>Sainton refused and was ousted from the leadership.</w:t>
+        <w:t>"We said no, we want to go to Cuba, and they rammed the back of our boat with their speedboat," he recounted in a low, hoarse voice. "They tried to</w:t>
         <w:br/>
-        <w:t>Eventually, the sickness took its toll on his marriage: His wife left him. He says he is still married to her and would never consider marrying anyone else. But his devotion now is to his work.</w:t>
+        <w:t>pressure us and we said no, we're not going to take any of your pressure. We're all in danger, we're all going to die anyway."</w:t>
         <w:br/>
-        <w:t>Sainton's APIA was formed out of a need he felt as a Christian  with HIV. He recalls his unease at a party in 2004, hosted by one of the  HIV/AIDS agencies that had helped him. "They were playing music, and everyone was dancing -- but  I did not feel comfortable with that," he says, shaking his head and smiling. "The way I felt so bad, that is the same that other Christians that have been infected (would feel)."</w:t>
+        <w:t>But amid high waves, the terrified refugees soon gave up, he said.</w:t>
         <w:br/>
-        <w:t>So he decided to form a Christian network to reach out to those suspected of being HIV-positive,  get them tested, then help those found to have the disease. The organization serves everyone, he says, regardless of faith.</w:t>
+        <w:t>"After everyone got off the boat, they took it away and burned it."</w:t>
         <w:br/>
-        <w:t>"Organization" overstates what is at best a hand-to-mouth operation.  For the most part, Sainton says, he relies on gifts from individuals and the occasional offering when he preaches at one of the many churches throughout Carrefour.</w:t>
+        <w:t>A Coast Guard spokesman in Miami, Cmdr. Jim Howe, said he had no information indicating the Coast Guard translator misrepresented himself and added that such an act would be "completely out of bounds."</w:t>
         <w:br/>
-        <w:t>"Grass-roots organizers like Joel Sainton are the thread that holds the torn fabric of society together when the state does not or cannot provide for its people," says Leonard Doyle, spokesman for the International Organization for Migration in Haiti. "This is how Haitian society has always worked, but the problems the country faces are much more severe since the earthquake."</w:t>
+        <w:t>Howe said a Coast Guard cutter would not ram a refugee craft intentionally, although boats often "rub together or bump" during the transfer of boat people. The boat was burned because the craft was unsanitary, he said.</w:t>
         <w:br/>
-        <w:t>Before the meeting begins, Sainton quietly explains that this gathering will be short. Normally, he serves refreshments, as many come hungry and walk great distances to get here. But he does not have any money this week.</w:t>
+        <w:t>Since Friday, 768 Haitians have been repatriated, the fastest pace of returns since the Coast Guard began "Operation Able Manner" in January 1993.</w:t>
         <w:br/>
-        <w:t>It ends with the reciting of the 21st Psalm and the Lord's Prayer. Sainton embraces the members with fervor and laughter, teasing this one and laughing with that one. He thanks them for coming. Stay in the faith, he says. Take your medication. Try to be strong.</w:t>
+        <w:t>On Tuesday, as the car approached Philogene's working-class neighborhood, a grimy slum by American standards, he said he had not eaten since Sunday.</w:t>
         <w:br/>
-        <w:t>A question, and an answer</w:t>
+        <w:t>His mother, Annette Thurmestir, standing by the family's tiny cinder-block home, greeted her son quietly. She looked nine months pregnant, her stomach swollen by the weight of a massive untreated cyst.</w:t>
         <w:br/>
-        <w:t>Eventually, he is alone. He takes a seat and  his body becomes deflated. His lively eyes grow sunken, and his fatigue is palpable. He is no longer "on." He no longer needs to be the physical embodiment of resilience and encouragement. He speaks slowly, almost haltingly. "Yes, I am tired. I am very tired."</w:t>
-        <w:br/>
-        <w:t>Faced with the overwhelming needs of those he serves and his inability to do more, he says he sometimes despairs. But  the work sustains him because he believes this is a calling.  His faith is intense, at times irrational, but always a source of reassurance and peace for him.</w:t>
-        <w:br/>
-        <w:t>Once, he says, he asked God why he had been given such burdens to bear. " 'You gave me the ability to talk to others, how can you let me get caught in that trap? Tell me what I have done that made this thing happen.' And God answered me, 'Did Job sin?' " -- a reference to the pious biblical figure who loses his health, his wealth and his children. "He wanted to show me that he needed Job to accomplish the mission. So I came to understand that I had a mission."</w:t>
-        <w:br/>
-        <w:t>Sainton is facing eviction from his room (the building is marked for repairs) and has no idea where he is going to move. He is leaving it in God's hands. He is waiting for miracles -- to help him find food for himself and his sister and his two adopted children, to find food for  his extended congregation. Most of them are displaced, most of them are hungry, most of them are struggling with the challenges of being HIV-positive in a time of cholera.</w:t>
-        <w:br/>
-        <w:t>Most of them, he says, are worse off than he.</w:t>
-        <w:br/>
-        <w:t>Kwame Dawes, a professor of English at the University of South Carolina, made four trips to Haiti after the Jan. 12</w:t>
-        <w:br/>
-        <w:t>earthquake on a grant from the Pulitzer Center on Crisis Reporting, an independent,</w:t>
-        <w:br/>
-        <w:t>non-profit group in Washington. USA TODAY editors worked with him in preparing this story. His poems about Joel Sainton and other Haitians can be found at pulitzercenter.org.</w:t>
+        <w:t>Philogene's younger sister and his uncle stood by sadly. Neighbors were wide-eyed as they watched the man on the death list cross his own threshold.</w:t>
       </w:r>
     </w:p>
     <w:sectPr>
